--- a/docs/templates/Research_Proposal.docx
+++ b/docs/templates/Research_Proposal.docx
@@ -99,7 +99,7 @@
         <w:jc w:val="both"/>
       </w:pPr>
       <w:r>
-        <w:t>Universities lose millions of dollars every year to student dropout, yet most still lack a formal system for catching students who are struggling academically. Advisors mostly rely on informal signals, like noticing a low GPA, and by the time they notice it, the student has often been behind for a while. Machine learning research increasingly suggests this predictive gap can be closed, and datasets already exist with the demographic, socioeconomic, and academic information needed to try. The problem is that these datasets rarely label outcomes cleanly as dropout, enrolled, or graduate.</w:t>
+        <w:t>Universities lose millions of dollars each year because of student dropout. Still, most universities do not have a system to catch students who are struggling academically. Advisors usually rely on signals, such as a low GPA and by the time they notice, the student is often already behind. Machine learning research increasingly shows that this predictive gap can be closed. Datasets already exist that contain socioeconomic and academic information needed for such prediction. The problem is that these datasets rarely label outcomes as dropout, enrolled or graduate.</w:t>
       </w:r>
     </w:p>
     <w:p>
@@ -109,7 +109,7 @@
         <w:jc w:val="both"/>
       </w:pPr>
       <w:r>
-        <w:t>This project applies machine learning to one such dataset: the “Predict Students' Dropout and Academic Success” dataset from the UCI repository, which covers roughly 4,400 students with demographic and socioeconomic data plus first- and second-semester grades. Each student is labeled Dropout, Enrolled, or Graduate, so we treat this as a multi-class classification problem. We'll compare several approaches, including a naive-majority baseline, logistic regression, k-nearest neighbors, decision trees, and ensemble methods, testing all of them on a held-out sample using macro-average F1 as the evaluation metric. We'll also run a subgroup error analysis to check that students are treated consistently regardless of background factors like prior qualifications or parental education. The goal is to show whether a systematic, evidence-based early-warning tool is feasible as a supplement to how advisors currently catch at-risk students.</w:t>
+        <w:t>This project uses machine learning on one dataset: the “Predict Students’ Dropout and Academic Success” dataset from the UCI repository. The dataset contains data for about 4,400 students, including socioeconomic information and grades from the first and second semesters. Each student is labelled as Dropout, Enrolled or Graduate. Therefore, this is a multi-class classification problem. We will compare methods. Methods include a naive-majority baseline, logistic regression, k-nearest neighbours, decision trees and ensemble methods. We will test all methods on a held-out sample. Use macro-average F1 as the evaluation metric. Additionally, we will perform subgroup error analysis to verify that students are treated consistently regardless of background factors such as qualifications or parental education. The goal is to show whether a systematic, evidence-based early-warning tool can be built to supplement the way advisors currently identify at-risk students.</w:t>
       </w:r>
     </w:p>
     <w:p>
@@ -130,7 +130,7 @@
         <w:jc w:val="both"/>
       </w:pPr>
       <w:r>
-        <w:t>University dropout remains common in higher education. Many institutions report that first-year dropout rates can range anywhere from 20-30%, which leads to real financial and personal costs for both students and the institution. This project's task is to predict, from information already on record early in a student's time at the university, whether that student is likely to drop out, stay enrolled, or graduate.</w:t>
+        <w:t>University dropout is still common in education. Many institutions say that first-year dropout rates can be between 20% and 30%. This causes financial and personal costs for both students and the university. This project's task is to predict, using information on record early in a student's time at the university, whether the student will drop out, stay enrolled or graduate.</w:t>
       </w:r>
     </w:p>
     <w:p>
@@ -140,7 +140,7 @@
         <w:jc w:val="both"/>
       </w:pPr>
       <w:r>
-        <w:t>Most universities still catch at-risk students informally. These methods include an instructor or advisor noticing missed classes, or a GPA cutoff that gets applied once a student has already started struggling. This approach leads to catching the problem late rather than early and rarely considers the demographic, socioeconomic, and early-performance data that enrollment offices usually already have.</w:t>
+        <w:t>Most universities still find at-risk students informally. The methods used include an instructor or advisor noticing missed classes. Applying a GPA cutoff after the student has already started struggling. This approach catches the problem late. Rarely uses demographic, socioeconomic or early-performance data that enrollment offices already have.</w:t>
       </w:r>
     </w:p>
     <w:p>
@@ -150,7 +150,7 @@
         <w:jc w:val="both"/>
       </w:pPr>
       <w:r>
-        <w:t>Automated dropout prediction is not new to educational data mining, but a small team rarely gets to build, evaluate, and interpret a full pipeline end-to-end on a public dataset within a single course term. That is the gap this project fills, comparing several course-taught model families fairly rather than reporting one best-tuned result.</w:t>
+        <w:t>Automated dropout prediction is not new to educational data mining. Small teams seldom get to build, evaluate and interpret a full pipeline end-to-end on a public dataset within one course term. This project fills that gap by comparing several course-taught model families instead of reporting only one best-tuned result.</w:t>
       </w:r>
     </w:p>
     <w:p>
@@ -177,7 +177,7 @@
         <w:t xml:space="preserve">Data: </w:t>
       </w:r>
       <w:r>
-        <w:t>We plan on using the “Predict students’ Dropout and Academic Success” dataset from the UCI Machine Learning Repository (Realinho et al., 2021). This repository contains about 4,400 anonymous students’ data (i.e., approximately 30+ features that relate to demographic information, grade in admissions, socioeconomic status, and academic performance of the students in their first and second semester courses). The data we’ll be using is labelled by one of three outcomes (dropout/enrolled/graduate). The dataset is available to researchers, educators, and students for free and does not require collecting additional data or obtaining human subject approvals.</w:t>
+        <w:t>We will use the “Predict students’ Dropout and Academic Success” dataset from the UCI Machine Learning Repository (Realinho et al. 2021). The repository holds data for about 4,400 students. The data includes more than 30 features related to demographic information, admission grades, socioeconomic status and academic performance in the first and second semesters. Each record is labelled with one of three outcomes: dropout, enrolled or graduate. The dataset is free for researchers, educators and students and no additional data collection or human-subject approvals are needed.</w:t>
       </w:r>
     </w:p>
     <w:p>
@@ -193,7 +193,7 @@
         <w:t xml:space="preserve">Methods: </w:t>
       </w:r>
       <w:r>
-        <w:t>We will develop a naive majority-class baseline. In addition, we will test a linear course-taught baseline (logistic regression), k nearest neighbours, decision tree, and ensemble approach (random forest or gradient boosting) with the same preprocessed features and data split. The data will be split into train-validation-test set with stratification (approximately 70%, 15%, 15%), where the validation set will be used to choose the best model and tuning of the parameters. Also, the test set will be touched only once during the evaluation of the overall results.</w:t>
+        <w:t>We will build a majority-class baseline. We will also test a baseline (logistic regression), k-nearest neighbour, decision tree and an ensemble approach such as random forest or gradient boosting. All methods will use the preprocessed features and data split. We will split the data into training, validation and test sets with stratification: about 70% for training, 15% for validation and 15% for testing. The validation set will guide the choice of the model and tuning of parameters. The test set will be used once for the final evaluation.</w:t>
       </w:r>
     </w:p>
     <w:p>
@@ -214,7 +214,7 @@
         <w:jc w:val="both"/>
       </w:pPr>
       <w:r>
-        <w:t>The main contribution here is a reproducible benchmark: we want to see whether enrollment and first-semester data can actually predict dropout risk. We're comparing a naive baseline against several methods from this course under one fixed evaluation protocol, rather than just reporting whichever run happened to look best.</w:t>
+        <w:t>The main contribution is a benchmark. We want to see whether enrollment and first-semester data can actually predict dropout risk. We compare a baseline with several methods from this course, using one fixed evaluation protocol instead of only reporting the best run. Advising and retention offices can use this evidence to decide whether a systematic early-warning tool is worth building. If such a tool is adopted, students benefit from more consistent outreach. We also gain practice experience.</w:t>
       </w:r>
     </w:p>
     <w:p>
@@ -224,7 +224,7 @@
         <w:jc w:val="both"/>
       </w:pPr>
       <w:r>
-        <w:t>Academic advising and retention offices could use this evidence to decide whether a systematic early-warning tool is worth building out. If one ever gets adopted, students benefit indirectly through earlier, more consistent outreach. We get something out of it too: real practice comparing model families under a shared, documented evaluation protocol instead of one-off experiments.</w:t>
+        <w:t>We want to compare groups of models using a clearly documented evaluation protocol rather than doing separate experiments each time.</w:t>
       </w:r>
     </w:p>
     <w:p>
@@ -234,7 +234,7 @@
         <w:jc w:val="both"/>
       </w:pPr>
       <w:r>
-        <w:t>Right now, dropout identification is mostly reactive: an advisor notices a problem informally, practices vary by department, and by the time anyone flags a student, they're often already struggling. This project points toward a proactive alternative, built on data a registrar's office already collects at enrollment.</w:t>
+        <w:t>Currently, spotting dropout is mostly reactive. An advisor sees a problem informally; practices differ across departments. When a student is flagged, they are often already having difficulty. This project offers an approach that uses data the registrar's office already gathers when students enroll.</w:t>
       </w:r>
     </w:p>
     <w:p>
@@ -244,7 +244,7 @@
         <w:jc w:val="both"/>
       </w:pPr>
       <w:r>
-        <w:t>We'll call the project a success if at least one trained model beats the naive baseline by a meaningful margin on macro-F1, the full pipeline reproduces from the repository with documented splits and seeds, and the subgroup error analysis doesn't turn up any severe, unexplained performance gap across attributes like prior qualification or parental education. A positive result could be extended with newer enrollment cohorts, more features, or a fuller fairness audit. A negative or mixed result is still useful; it tells an advising office what doesn't work, and that could shape future course projects or lab work on the same dataset.</w:t>
+        <w:t>We will declare the project a success if at least one trained model outperforms the simple baseline by a clear margin on macro-F1, if the entire pipeline can be rebuilt from the repository using the same data splits and random seeds, and if the subgroup error analysis shows no large unexplained gaps across attributes such as prior qualification or parental education. A positive outcome could be expanded to enrollment groups, additional features or a more thorough fairness audit. Even a negative or mixed outcome is valuable; it shows an advising office what methods do not work and can guide projects or lab work on this dataset.</w:t>
       </w:r>
     </w:p>
     <w:p>
@@ -411,55 +411,7 @@
         <w:rPr>
           <w:i w:val="0"/>
         </w:rPr>
-        <w:t>Realinho, V., Vieira Martins, M., Machado, J., &amp; Baptista, L. (2021). Predict Students' Dropout and Academic Success [Dataset]. UCI Machine Learning Repository. https://doi.org/10.24432/C5MC89</w:t>
-      </w:r>
-    </w:p>
-    <w:p>
-      <w:pPr>
-        <w:spacing w:after="160"/>
-        <w:ind w:left="360" w:hanging="360"/>
-      </w:pPr>
-      <w:r>
-        <w:rPr>
-          <w:i w:val="0"/>
-        </w:rPr>
-        <w:t xml:space="preserve">Breiman, L. (2001). Random forests. </w:t>
-      </w:r>
-      <w:r>
-        <w:rPr>
-          <w:i/>
-        </w:rPr>
-        <w:t>Machine Learning, 45</w:t>
-      </w:r>
-      <w:r>
-        <w:rPr>
-          <w:i w:val="0"/>
-        </w:rPr>
-        <w:t>(1), 5-32. https://doi.org/10.1023/A:1010933404324</w:t>
-      </w:r>
-    </w:p>
-    <w:p>
-      <w:pPr>
-        <w:spacing w:after="160"/>
-        <w:ind w:left="360" w:hanging="360"/>
-      </w:pPr>
-      <w:r>
-        <w:rPr>
-          <w:i w:val="0"/>
-        </w:rPr>
-        <w:t xml:space="preserve">Hastie, T., Tibshirani, R., &amp; Friedman, J. (2009). </w:t>
-      </w:r>
-      <w:r>
-        <w:rPr>
-          <w:i/>
-        </w:rPr>
-        <w:t>The Elements of Statistical Learning: Data Mining, Inference, and Prediction</w:t>
-      </w:r>
-      <w:r>
-        <w:rPr>
-          <w:i w:val="0"/>
-        </w:rPr>
-        <w:t xml:space="preserve"> (2nd ed.). Springer.</w:t>
+        <w:t>Realinho, V., Vieira Martins, M., Machado, J., &amp; Baptista, L. (2021). Predict Students' Dropout and Academic Success [Dataset]. UCI Machine Learning Repository. https://archive.ics.uci.edu/dataset/697/predict+students+dropout+and+academic+success</w:t>
       </w:r>
     </w:p>
     <w:sectPr>
